--- a/方案.docx
+++ b/方案.docx
@@ -1993,8 +1993,10 @@
         <w:suppressLineNumbers w:val="0"/>
       </w:pPr>
       <w:r>
-        <w:t>功能模块2：冰箱智能管理（杀手级场景）</w:t>
-      </w:r>
+        <w:t>功能模块2：冰箱智能管理</w:t>
+      </w:r>
+      <w:bookmarkStart w:id="0" w:name="_GoBack"/>
+      <w:bookmarkEnd w:id="0"/>
     </w:p>
     <w:p>
       <w:pPr>
@@ -4271,6 +4273,7 @@
             <w:insideH w:val="none" w:color="auto" w:sz="0" w:space="0"/>
             <w:insideV w:val="none" w:color="auto" w:sz="0" w:space="0"/>
           </w:tblBorders>
+          <w:shd w:val="clear" w:color="auto" w:fill="auto"/>
           <w:tblCellMar>
             <w:top w:w="15" w:type="dxa"/>
             <w:left w:w="15" w:type="dxa"/>
@@ -4370,6 +4373,7 @@
             <w:insideH w:val="none" w:color="auto" w:sz="0" w:space="0"/>
             <w:insideV w:val="none" w:color="auto" w:sz="0" w:space="0"/>
           </w:tblBorders>
+          <w:shd w:val="clear" w:color="auto" w:fill="auto"/>
           <w:tblCellMar>
             <w:top w:w="15" w:type="dxa"/>
             <w:left w:w="15" w:type="dxa"/>
@@ -4469,6 +4473,7 @@
             <w:insideH w:val="none" w:color="auto" w:sz="0" w:space="0"/>
             <w:insideV w:val="none" w:color="auto" w:sz="0" w:space="0"/>
           </w:tblBorders>
+          <w:shd w:val="clear" w:color="auto" w:fill="auto"/>
           <w:tblCellMar>
             <w:top w:w="15" w:type="dxa"/>
             <w:left w:w="15" w:type="dxa"/>
@@ -4667,6 +4672,7 @@
             <w:insideH w:val="none" w:color="auto" w:sz="0" w:space="0"/>
             <w:insideV w:val="none" w:color="auto" w:sz="0" w:space="0"/>
           </w:tblBorders>
+          <w:shd w:val="clear" w:color="auto" w:fill="auto"/>
           <w:tblCellMar>
             <w:top w:w="15" w:type="dxa"/>
             <w:left w:w="15" w:type="dxa"/>
@@ -6151,7 +6157,6 @@
             <w:insideH w:val="none" w:color="auto" w:sz="0" w:space="0"/>
             <w:insideV w:val="none" w:color="auto" w:sz="0" w:space="0"/>
           </w:tblBorders>
-          <w:shd w:val="clear" w:color="auto" w:fill="auto"/>
           <w:tblCellMar>
             <w:top w:w="15" w:type="dxa"/>
             <w:left w:w="15" w:type="dxa"/>
@@ -6270,7 +6275,6 @@
             <w:insideH w:val="none" w:color="auto" w:sz="0" w:space="0"/>
             <w:insideV w:val="none" w:color="auto" w:sz="0" w:space="0"/>
           </w:tblBorders>
-          <w:shd w:val="clear" w:color="auto" w:fill="auto"/>
           <w:tblCellMar>
             <w:top w:w="15" w:type="dxa"/>
             <w:left w:w="15" w:type="dxa"/>
@@ -6370,7 +6374,6 @@
             <w:insideH w:val="none" w:color="auto" w:sz="0" w:space="0"/>
             <w:insideV w:val="none" w:color="auto" w:sz="0" w:space="0"/>
           </w:tblBorders>
-          <w:shd w:val="clear" w:color="auto" w:fill="auto"/>
           <w:tblCellMar>
             <w:top w:w="15" w:type="dxa"/>
             <w:left w:w="15" w:type="dxa"/>
@@ -6570,7 +6573,6 @@
             <w:insideH w:val="none" w:color="auto" w:sz="0" w:space="0"/>
             <w:insideV w:val="none" w:color="auto" w:sz="0" w:space="0"/>
           </w:tblBorders>
-          <w:shd w:val="clear" w:color="auto" w:fill="auto"/>
           <w:tblCellMar>
             <w:top w:w="15" w:type="dxa"/>
             <w:left w:w="15" w:type="dxa"/>
@@ -6670,7 +6672,6 @@
             <w:insideH w:val="none" w:color="auto" w:sz="0" w:space="0"/>
             <w:insideV w:val="none" w:color="auto" w:sz="0" w:space="0"/>
           </w:tblBorders>
-          <w:shd w:val="clear" w:color="auto" w:fill="auto"/>
           <w:tblCellMar>
             <w:top w:w="15" w:type="dxa"/>
             <w:left w:w="15" w:type="dxa"/>
@@ -7204,6 +7205,12 @@
             <w:insideV w:val="none" w:color="auto" w:sz="0" w:space="0"/>
           </w:tblBorders>
           <w:shd w:val="clear" w:color="auto" w:fill="auto"/>
+          <w:tblCellMar>
+            <w:top w:w="15" w:type="dxa"/>
+            <w:left w:w="15" w:type="dxa"/>
+            <w:bottom w:w="15" w:type="dxa"/>
+            <w:right w:w="15" w:type="dxa"/>
+          </w:tblCellMar>
         </w:tblPrEx>
         <w:trPr>
           <w:tblHeader/>
@@ -7348,7 +7355,6 @@
             <w:insideH w:val="none" w:color="auto" w:sz="0" w:space="0"/>
             <w:insideV w:val="none" w:color="auto" w:sz="0" w:space="0"/>
           </w:tblBorders>
-          <w:shd w:val="clear" w:color="auto" w:fill="auto"/>
           <w:tblCellMar>
             <w:top w:w="15" w:type="dxa"/>
             <w:left w:w="15" w:type="dxa"/>
@@ -7474,7 +7480,6 @@
             <w:insideH w:val="none" w:color="auto" w:sz="0" w:space="0"/>
             <w:insideV w:val="none" w:color="auto" w:sz="0" w:space="0"/>
           </w:tblBorders>
-          <w:shd w:val="clear" w:color="auto" w:fill="auto"/>
           <w:tblCellMar>
             <w:top w:w="15" w:type="dxa"/>
             <w:left w:w="15" w:type="dxa"/>
@@ -7600,7 +7605,6 @@
             <w:insideH w:val="none" w:color="auto" w:sz="0" w:space="0"/>
             <w:insideV w:val="none" w:color="auto" w:sz="0" w:space="0"/>
           </w:tblBorders>
-          <w:shd w:val="clear" w:color="auto" w:fill="auto"/>
           <w:tblCellMar>
             <w:top w:w="15" w:type="dxa"/>
             <w:left w:w="15" w:type="dxa"/>
@@ -7726,7 +7730,6 @@
             <w:insideH w:val="none" w:color="auto" w:sz="0" w:space="0"/>
             <w:insideV w:val="none" w:color="auto" w:sz="0" w:space="0"/>
           </w:tblBorders>
-          <w:shd w:val="clear" w:color="auto" w:fill="auto"/>
           <w:tblCellMar>
             <w:top w:w="15" w:type="dxa"/>
             <w:left w:w="15" w:type="dxa"/>
@@ -7852,7 +7855,6 @@
             <w:insideH w:val="none" w:color="auto" w:sz="0" w:space="0"/>
             <w:insideV w:val="none" w:color="auto" w:sz="0" w:space="0"/>
           </w:tblBorders>
-          <w:shd w:val="clear" w:color="auto" w:fill="auto"/>
           <w:tblCellMar>
             <w:top w:w="15" w:type="dxa"/>
             <w:left w:w="15" w:type="dxa"/>
@@ -8168,7 +8170,6 @@
             <w:insideH w:val="none" w:color="auto" w:sz="0" w:space="0"/>
             <w:insideV w:val="none" w:color="auto" w:sz="0" w:space="0"/>
           </w:tblBorders>
-          <w:shd w:val="clear" w:color="auto" w:fill="auto"/>
           <w:tblCellMar>
             <w:top w:w="15" w:type="dxa"/>
             <w:left w:w="15" w:type="dxa"/>
@@ -8367,7 +8368,6 @@
             <w:insideH w:val="none" w:color="auto" w:sz="0" w:space="0"/>
             <w:insideV w:val="none" w:color="auto" w:sz="0" w:space="0"/>
           </w:tblBorders>
-          <w:shd w:val="clear" w:color="auto" w:fill="auto"/>
           <w:tblCellMar>
             <w:top w:w="15" w:type="dxa"/>
             <w:left w:w="15" w:type="dxa"/>
@@ -8467,7 +8467,6 @@
             <w:insideH w:val="none" w:color="auto" w:sz="0" w:space="0"/>
             <w:insideV w:val="none" w:color="auto" w:sz="0" w:space="0"/>
           </w:tblBorders>
-          <w:shd w:val="clear" w:color="auto" w:fill="auto"/>
           <w:tblCellMar>
             <w:top w:w="15" w:type="dxa"/>
             <w:left w:w="15" w:type="dxa"/>
@@ -8567,7 +8566,6 @@
             <w:insideH w:val="none" w:color="auto" w:sz="0" w:space="0"/>
             <w:insideV w:val="none" w:color="auto" w:sz="0" w:space="0"/>
           </w:tblBorders>
-          <w:shd w:val="clear" w:color="auto" w:fill="auto"/>
           <w:tblCellMar>
             <w:top w:w="15" w:type="dxa"/>
             <w:left w:w="15" w:type="dxa"/>
@@ -8765,7 +8763,12 @@
             <w:insideH w:val="none" w:color="auto" w:sz="0" w:space="0"/>
             <w:insideV w:val="none" w:color="auto" w:sz="0" w:space="0"/>
           </w:tblBorders>
-          <w:shd w:val="clear" w:color="auto" w:fill="auto"/>
+          <w:tblCellMar>
+            <w:top w:w="15" w:type="dxa"/>
+            <w:left w:w="15" w:type="dxa"/>
+            <w:bottom w:w="15" w:type="dxa"/>
+            <w:right w:w="15" w:type="dxa"/>
+          </w:tblCellMar>
         </w:tblPrEx>
         <w:trPr>
           <w:tblHeader/>
@@ -8878,7 +8881,6 @@
             <w:insideH w:val="none" w:color="auto" w:sz="0" w:space="0"/>
             <w:insideV w:val="none" w:color="auto" w:sz="0" w:space="0"/>
           </w:tblBorders>
-          <w:shd w:val="clear" w:color="auto" w:fill="auto"/>
           <w:tblCellMar>
             <w:top w:w="15" w:type="dxa"/>
             <w:left w:w="15" w:type="dxa"/>
@@ -8978,7 +8980,6 @@
             <w:insideH w:val="none" w:color="auto" w:sz="0" w:space="0"/>
             <w:insideV w:val="none" w:color="auto" w:sz="0" w:space="0"/>
           </w:tblBorders>
-          <w:shd w:val="clear" w:color="auto" w:fill="auto"/>
           <w:tblCellMar>
             <w:top w:w="15" w:type="dxa"/>
             <w:left w:w="15" w:type="dxa"/>
@@ -9592,6 +9593,7 @@
             <w:insideH w:val="none" w:color="auto" w:sz="0" w:space="0"/>
             <w:insideV w:val="none" w:color="auto" w:sz="0" w:space="0"/>
           </w:tblBorders>
+          <w:shd w:val="clear" w:color="auto" w:fill="auto"/>
           <w:tblCellMar>
             <w:top w:w="15" w:type="dxa"/>
             <w:left w:w="15" w:type="dxa"/>
@@ -9651,6 +9653,105 @@
                 <w:lang w:val="en-US" w:eastAsia="zh-CN" w:bidi="ar"/>
               </w:rPr>
               <w:t>支持拍照、相册选择</w:t>
+            </w:r>
+          </w:p>
+        </w:tc>
+        <w:tc>
+          <w:tcPr>
+            <w:tcW w:w="0" w:type="auto"/>
+            <w:shd w:val="clear" w:color="auto" w:fill="auto"/>
+            <w:vAlign w:val="center"/>
+          </w:tcPr>
+          <w:p>
+            <w:pPr>
+              <w:keepNext w:val="0"/>
+              <w:keepLines w:val="0"/>
+              <w:widowControl/>
+              <w:suppressLineNumbers w:val="0"/>
+              <w:jc w:val="left"/>
+            </w:pPr>
+            <w:r>
+              <w:rPr>
+                <w:rFonts w:ascii="宋体" w:hAnsi="宋体" w:eastAsia="宋体" w:cs="宋体"/>
+                <w:kern w:val="0"/>
+                <w:sz w:val="24"/>
+                <w:szCs w:val="24"/>
+                <w:lang w:val="en-US" w:eastAsia="zh-CN" w:bidi="ar"/>
+              </w:rPr>
+              <w:t>Android</w:t>
+            </w:r>
+          </w:p>
+        </w:tc>
+      </w:tr>
+      <w:tr>
+        <w:tblPrEx>
+          <w:tblBorders>
+            <w:top w:val="none" w:color="auto" w:sz="0" w:space="0"/>
+            <w:left w:val="none" w:color="auto" w:sz="0" w:space="0"/>
+            <w:bottom w:val="none" w:color="auto" w:sz="0" w:space="0"/>
+            <w:right w:val="none" w:color="auto" w:sz="0" w:space="0"/>
+            <w:insideH w:val="none" w:color="auto" w:sz="0" w:space="0"/>
+            <w:insideV w:val="none" w:color="auto" w:sz="0" w:space="0"/>
+          </w:tblBorders>
+          <w:tblCellMar>
+            <w:top w:w="15" w:type="dxa"/>
+            <w:left w:w="15" w:type="dxa"/>
+            <w:bottom w:w="15" w:type="dxa"/>
+            <w:right w:w="15" w:type="dxa"/>
+          </w:tblCellMar>
+        </w:tblPrEx>
+        <w:trPr>
+          <w:tblCellSpacing w:w="15" w:type="dxa"/>
+        </w:trPr>
+        <w:tc>
+          <w:tcPr>
+            <w:tcW w:w="0" w:type="auto"/>
+            <w:shd w:val="clear" w:color="auto" w:fill="auto"/>
+            <w:vAlign w:val="center"/>
+          </w:tcPr>
+          <w:p>
+            <w:pPr>
+              <w:keepNext w:val="0"/>
+              <w:keepLines w:val="0"/>
+              <w:widowControl/>
+              <w:suppressLineNumbers w:val="0"/>
+              <w:jc w:val="left"/>
+            </w:pPr>
+            <w:r>
+              <w:rPr>
+                <w:rFonts w:ascii="宋体" w:hAnsi="宋体" w:eastAsia="宋体" w:cs="宋体"/>
+                <w:kern w:val="0"/>
+                <w:sz w:val="24"/>
+                <w:szCs w:val="24"/>
+                <w:lang w:val="en-US" w:eastAsia="zh-CN" w:bidi="ar"/>
+              </w:rPr>
+              <w:t>OCR结果解析</w:t>
+            </w:r>
+          </w:p>
+        </w:tc>
+        <w:tc>
+          <w:tcPr>
+            <w:tcW w:w="0" w:type="auto"/>
+            <w:shd w:val="clear" w:color="auto" w:fill="auto"/>
+            <w:vAlign w:val="center"/>
+          </w:tcPr>
+          <w:p>
+            <w:pPr>
+              <w:keepNext w:val="0"/>
+              <w:keepLines w:val="0"/>
+              <w:widowControl/>
+              <w:suppressLineNumbers w:val="0"/>
+              <w:jc w:val="left"/>
+            </w:pPr>
+            <w:r>
+              <w:rPr>
+                <w:rFonts w:ascii="宋体" w:hAnsi="宋体" w:eastAsia="宋体" w:cs="宋体"/>
+                <w:kern w:val="0"/>
+                <w:sz w:val="24"/>
+                <w:szCs w:val="24"/>
+                <w:lang w:val="en-US" w:eastAsia="zh-CN" w:bidi="ar"/>
+              </w:rPr>
+              <w:t>提取菜名列表</w:t>
             </w:r>
           </w:p>
         </w:tc>
@@ -9724,7 +9825,7 @@
                 <w:szCs w:val="24"/>
                 <w:lang w:val="en-US" w:eastAsia="zh-CN" w:bidi="ar"/>
               </w:rPr>
-              <w:t>OCR结果解析</w:t>
+              <w:t>本地知识库查询</w:t>
             </w:r>
           </w:p>
         </w:tc>
@@ -9750,7 +9851,7 @@
                 <w:szCs w:val="24"/>
                 <w:lang w:val="en-US" w:eastAsia="zh-CN" w:bidi="ar"/>
               </w:rPr>
-              <w:t>提取菜名列表</w:t>
+              <w:t>SQLite数据库+查询接口</w:t>
             </w:r>
           </w:p>
         </w:tc>
@@ -9823,7 +9924,7 @@
                 <w:szCs w:val="24"/>
                 <w:lang w:val="en-US" w:eastAsia="zh-CN" w:bidi="ar"/>
               </w:rPr>
-              <w:t>本地知识库查询</w:t>
+              <w:t>云端API对接</w:t>
             </w:r>
           </w:p>
         </w:tc>
@@ -9849,7 +9950,107 @@
                 <w:szCs w:val="24"/>
                 <w:lang w:val="en-US" w:eastAsia="zh-CN" w:bidi="ar"/>
               </w:rPr>
-              <w:t>SQLite数据库+查询接口</w:t>
+              <w:t>调通阿里云通义千问</w:t>
+            </w:r>
+          </w:p>
+        </w:tc>
+        <w:tc>
+          <w:tcPr>
+            <w:tcW w:w="0" w:type="auto"/>
+            <w:shd w:val="clear" w:color="auto" w:fill="auto"/>
+            <w:vAlign w:val="center"/>
+          </w:tcPr>
+          <w:p>
+            <w:pPr>
+              <w:keepNext w:val="0"/>
+              <w:keepLines w:val="0"/>
+              <w:widowControl/>
+              <w:suppressLineNumbers w:val="0"/>
+              <w:jc w:val="left"/>
+            </w:pPr>
+            <w:r>
+              <w:rPr>
+                <w:rFonts w:ascii="宋体" w:hAnsi="宋体" w:eastAsia="宋体" w:cs="宋体"/>
+                <w:kern w:val="0"/>
+                <w:sz w:val="24"/>
+                <w:szCs w:val="24"/>
+                <w:lang w:val="en-US" w:eastAsia="zh-CN" w:bidi="ar"/>
+              </w:rPr>
+              <w:t>后端</w:t>
+            </w:r>
+          </w:p>
+        </w:tc>
+      </w:tr>
+      <w:tr>
+        <w:tblPrEx>
+          <w:tblBorders>
+            <w:top w:val="none" w:color="auto" w:sz="0" w:space="0"/>
+            <w:left w:val="none" w:color="auto" w:sz="0" w:space="0"/>
+            <w:bottom w:val="none" w:color="auto" w:sz="0" w:space="0"/>
+            <w:right w:val="none" w:color="auto" w:sz="0" w:space="0"/>
+            <w:insideH w:val="none" w:color="auto" w:sz="0" w:space="0"/>
+            <w:insideV w:val="none" w:color="auto" w:sz="0" w:space="0"/>
+          </w:tblBorders>
+          <w:shd w:val="clear" w:color="auto" w:fill="auto"/>
+          <w:tblCellMar>
+            <w:top w:w="15" w:type="dxa"/>
+            <w:left w:w="15" w:type="dxa"/>
+            <w:bottom w:w="15" w:type="dxa"/>
+            <w:right w:w="15" w:type="dxa"/>
+          </w:tblCellMar>
+        </w:tblPrEx>
+        <w:trPr>
+          <w:tblCellSpacing w:w="15" w:type="dxa"/>
+        </w:trPr>
+        <w:tc>
+          <w:tcPr>
+            <w:tcW w:w="0" w:type="auto"/>
+            <w:shd w:val="clear" w:color="auto" w:fill="auto"/>
+            <w:vAlign w:val="center"/>
+          </w:tcPr>
+          <w:p>
+            <w:pPr>
+              <w:keepNext w:val="0"/>
+              <w:keepLines w:val="0"/>
+              <w:widowControl/>
+              <w:suppressLineNumbers w:val="0"/>
+              <w:jc w:val="left"/>
+            </w:pPr>
+            <w:r>
+              <w:rPr>
+                <w:rFonts w:ascii="宋体" w:hAnsi="宋体" w:eastAsia="宋体" w:cs="宋体"/>
+                <w:kern w:val="0"/>
+                <w:sz w:val="24"/>
+                <w:szCs w:val="24"/>
+                <w:lang w:val="en-US" w:eastAsia="zh-CN" w:bidi="ar"/>
+              </w:rPr>
+              <w:t>TTS语音播报</w:t>
+            </w:r>
+          </w:p>
+        </w:tc>
+        <w:tc>
+          <w:tcPr>
+            <w:tcW w:w="0" w:type="auto"/>
+            <w:shd w:val="clear" w:color="auto" w:fill="auto"/>
+            <w:vAlign w:val="center"/>
+          </w:tcPr>
+          <w:p>
+            <w:pPr>
+              <w:keepNext w:val="0"/>
+              <w:keepLines w:val="0"/>
+              <w:widowControl/>
+              <w:suppressLineNumbers w:val="0"/>
+              <w:jc w:val="left"/>
+            </w:pPr>
+            <w:r>
+              <w:rPr>
+                <w:rFonts w:ascii="宋体" w:hAnsi="宋体" w:eastAsia="宋体" w:cs="宋体"/>
+                <w:kern w:val="0"/>
+                <w:sz w:val="24"/>
+                <w:szCs w:val="24"/>
+                <w:lang w:val="en-US" w:eastAsia="zh-CN" w:bidi="ar"/>
+              </w:rPr>
+              <w:t>能读出分析结果</w:t>
             </w:r>
           </w:p>
         </w:tc>
@@ -9923,7 +10124,7 @@
                 <w:szCs w:val="24"/>
                 <w:lang w:val="en-US" w:eastAsia="zh-CN" w:bidi="ar"/>
               </w:rPr>
-              <w:t>云端API对接</w:t>
+              <w:t>适老化UI实现</w:t>
             </w:r>
           </w:p>
         </w:tc>
@@ -9949,7 +10150,7 @@
                 <w:szCs w:val="24"/>
                 <w:lang w:val="en-US" w:eastAsia="zh-CN" w:bidi="ar"/>
               </w:rPr>
-              <w:t>调通阿里云通义千问</w:t>
+              <w:t>大按钮+高对比度</w:t>
             </w:r>
           </w:p>
         </w:tc>
@@ -9975,7 +10176,324 @@
                 <w:szCs w:val="24"/>
                 <w:lang w:val="en-US" w:eastAsia="zh-CN" w:bidi="ar"/>
               </w:rPr>
-              <w:t>后端</w:t>
+              <w:t>Android</w:t>
+            </w:r>
+          </w:p>
+        </w:tc>
+      </w:tr>
+    </w:tbl>
+    <w:p>
+      <w:pPr>
+        <w:pStyle w:val="7"/>
+        <w:keepNext w:val="0"/>
+        <w:keepLines w:val="0"/>
+        <w:widowControl/>
+        <w:suppressLineNumbers w:val="0"/>
+      </w:pPr>
+      <w:r>
+        <w:rPr>
+          <w:rStyle w:val="10"/>
+        </w:rPr>
+        <w:t>里程碑</w:t>
+      </w:r>
+      <w:r>
+        <w:t>：Alpha版可安装到OPPO手机，核心功能可演示</w:t>
+      </w:r>
+    </w:p>
+    <w:p>
+      <w:pPr>
+        <w:keepNext w:val="0"/>
+        <w:keepLines w:val="0"/>
+        <w:widowControl/>
+        <w:suppressLineNumbers w:val="0"/>
+      </w:pPr>
+      <w:r>
+        <w:pict>
+          <v:rect id="_x0000_i1031" o:spt="1" style="height:1.5pt;width:432pt;" fillcolor="#A0A0A0" filled="t" stroked="f" coordsize="21600,21600" o:hr="t" o:hrstd="t" o:hralign="center">
+            <v:path/>
+            <v:fill on="t" focussize="0,0"/>
+            <v:stroke on="f"/>
+            <v:imagedata o:title=""/>
+            <o:lock v:ext="edit"/>
+            <w10:wrap type="none"/>
+            <w10:anchorlock/>
+          </v:rect>
+        </w:pict>
+      </w:r>
+    </w:p>
+    <w:p>
+      <w:pPr>
+        <w:pStyle w:val="5"/>
+        <w:keepNext w:val="0"/>
+        <w:keepLines w:val="0"/>
+        <w:widowControl/>
+        <w:suppressLineNumbers w:val="0"/>
+      </w:pPr>
+      <w:r>
+        <w:t>第5周：冰箱场景开发</w:t>
+      </w:r>
+    </w:p>
+    <w:p>
+      <w:pPr>
+        <w:pStyle w:val="7"/>
+        <w:keepNext w:val="0"/>
+        <w:keepLines w:val="0"/>
+        <w:widowControl/>
+        <w:suppressLineNumbers w:val="0"/>
+      </w:pPr>
+      <w:r>
+        <w:rPr>
+          <w:rStyle w:val="10"/>
+        </w:rPr>
+        <w:t>目标</w:t>
+      </w:r>
+      <w:r>
+        <w:t>：实现杀手级功能</w:t>
+      </w:r>
+    </w:p>
+    <w:tbl>
+      <w:tblPr>
+        <w:tblStyle w:val="8"/>
+        <w:tblW w:w="0" w:type="auto"/>
+        <w:tblCellSpacing w:w="15" w:type="dxa"/>
+        <w:tblInd w:w="0" w:type="dxa"/>
+        <w:tblBorders>
+          <w:top w:val="none" w:color="auto" w:sz="0" w:space="0"/>
+          <w:left w:val="none" w:color="auto" w:sz="0" w:space="0"/>
+          <w:bottom w:val="none" w:color="auto" w:sz="0" w:space="0"/>
+          <w:right w:val="none" w:color="auto" w:sz="0" w:space="0"/>
+          <w:insideH w:val="none" w:color="auto" w:sz="0" w:space="0"/>
+          <w:insideV w:val="none" w:color="auto" w:sz="0" w:space="0"/>
+        </w:tblBorders>
+        <w:shd w:val="clear" w:color="auto" w:fill="auto"/>
+        <w:tblLayout w:type="autofit"/>
+        <w:tblCellMar>
+          <w:top w:w="15" w:type="dxa"/>
+          <w:left w:w="15" w:type="dxa"/>
+          <w:bottom w:w="15" w:type="dxa"/>
+          <w:right w:w="15" w:type="dxa"/>
+        </w:tblCellMar>
+      </w:tblPr>
+      <w:tblGrid>
+        <w:gridCol w:w="2055"/>
+        <w:gridCol w:w="2700"/>
+        <w:gridCol w:w="1095"/>
+      </w:tblGrid>
+      <w:tr>
+        <w:tblPrEx>
+          <w:tblBorders>
+            <w:top w:val="none" w:color="auto" w:sz="0" w:space="0"/>
+            <w:left w:val="none" w:color="auto" w:sz="0" w:space="0"/>
+            <w:bottom w:val="none" w:color="auto" w:sz="0" w:space="0"/>
+            <w:right w:val="none" w:color="auto" w:sz="0" w:space="0"/>
+            <w:insideH w:val="none" w:color="auto" w:sz="0" w:space="0"/>
+            <w:insideV w:val="none" w:color="auto" w:sz="0" w:space="0"/>
+          </w:tblBorders>
+          <w:shd w:val="clear" w:color="auto" w:fill="auto"/>
+          <w:tblCellMar>
+            <w:top w:w="15" w:type="dxa"/>
+            <w:left w:w="15" w:type="dxa"/>
+            <w:bottom w:w="15" w:type="dxa"/>
+            <w:right w:w="15" w:type="dxa"/>
+          </w:tblCellMar>
+        </w:tblPrEx>
+        <w:trPr>
+          <w:tblHeader/>
+          <w:tblCellSpacing w:w="15" w:type="dxa"/>
+        </w:trPr>
+        <w:tc>
+          <w:tcPr>
+            <w:tcW w:w="0" w:type="auto"/>
+            <w:shd w:val="clear" w:color="auto" w:fill="auto"/>
+            <w:vAlign w:val="center"/>
+          </w:tcPr>
+          <w:p>
+            <w:pPr>
+              <w:keepNext w:val="0"/>
+              <w:keepLines w:val="0"/>
+              <w:widowControl/>
+              <w:suppressLineNumbers w:val="0"/>
+              <w:jc w:val="center"/>
+              <w:rPr>
+                <w:b/>
+                <w:bCs/>
+              </w:rPr>
+            </w:pPr>
+            <w:r>
+              <w:rPr>
+                <w:rFonts w:ascii="宋体" w:hAnsi="宋体" w:eastAsia="宋体" w:cs="宋体"/>
+                <w:b/>
+                <w:bCs/>
+                <w:kern w:val="0"/>
+                <w:sz w:val="24"/>
+                <w:szCs w:val="24"/>
+                <w:lang w:val="en-US" w:eastAsia="zh-CN" w:bidi="ar"/>
+              </w:rPr>
+              <w:t>任务</w:t>
+            </w:r>
+          </w:p>
+        </w:tc>
+        <w:tc>
+          <w:tcPr>
+            <w:tcW w:w="0" w:type="auto"/>
+            <w:shd w:val="clear" w:color="auto" w:fill="auto"/>
+            <w:vAlign w:val="center"/>
+          </w:tcPr>
+          <w:p>
+            <w:pPr>
+              <w:keepNext w:val="0"/>
+              <w:keepLines w:val="0"/>
+              <w:widowControl/>
+              <w:suppressLineNumbers w:val="0"/>
+              <w:jc w:val="center"/>
+              <w:rPr>
+                <w:b/>
+                <w:bCs/>
+              </w:rPr>
+            </w:pPr>
+            <w:r>
+              <w:rPr>
+                <w:rFonts w:ascii="宋体" w:hAnsi="宋体" w:eastAsia="宋体" w:cs="宋体"/>
+                <w:b/>
+                <w:bCs/>
+                <w:kern w:val="0"/>
+                <w:sz w:val="24"/>
+                <w:szCs w:val="24"/>
+                <w:lang w:val="en-US" w:eastAsia="zh-CN" w:bidi="ar"/>
+              </w:rPr>
+              <w:t>产出</w:t>
+            </w:r>
+          </w:p>
+        </w:tc>
+        <w:tc>
+          <w:tcPr>
+            <w:tcW w:w="0" w:type="auto"/>
+            <w:shd w:val="clear" w:color="auto" w:fill="auto"/>
+            <w:vAlign w:val="center"/>
+          </w:tcPr>
+          <w:p>
+            <w:pPr>
+              <w:keepNext w:val="0"/>
+              <w:keepLines w:val="0"/>
+              <w:widowControl/>
+              <w:suppressLineNumbers w:val="0"/>
+              <w:jc w:val="center"/>
+              <w:rPr>
+                <w:b/>
+                <w:bCs/>
+              </w:rPr>
+            </w:pPr>
+            <w:r>
+              <w:rPr>
+                <w:rFonts w:ascii="宋体" w:hAnsi="宋体" w:eastAsia="宋体" w:cs="宋体"/>
+                <w:b/>
+                <w:bCs/>
+                <w:kern w:val="0"/>
+                <w:sz w:val="24"/>
+                <w:szCs w:val="24"/>
+                <w:lang w:val="en-US" w:eastAsia="zh-CN" w:bidi="ar"/>
+              </w:rPr>
+              <w:t>负责人</w:t>
+            </w:r>
+          </w:p>
+        </w:tc>
+      </w:tr>
+      <w:tr>
+        <w:tblPrEx>
+          <w:tblBorders>
+            <w:top w:val="none" w:color="auto" w:sz="0" w:space="0"/>
+            <w:left w:val="none" w:color="auto" w:sz="0" w:space="0"/>
+            <w:bottom w:val="none" w:color="auto" w:sz="0" w:space="0"/>
+            <w:right w:val="none" w:color="auto" w:sz="0" w:space="0"/>
+            <w:insideH w:val="none" w:color="auto" w:sz="0" w:space="0"/>
+            <w:insideV w:val="none" w:color="auto" w:sz="0" w:space="0"/>
+          </w:tblBorders>
+          <w:shd w:val="clear" w:color="auto" w:fill="auto"/>
+          <w:tblCellMar>
+            <w:top w:w="15" w:type="dxa"/>
+            <w:left w:w="15" w:type="dxa"/>
+            <w:bottom w:w="15" w:type="dxa"/>
+            <w:right w:w="15" w:type="dxa"/>
+          </w:tblCellMar>
+        </w:tblPrEx>
+        <w:trPr>
+          <w:tblCellSpacing w:w="15" w:type="dxa"/>
+        </w:trPr>
+        <w:tc>
+          <w:tcPr>
+            <w:tcW w:w="0" w:type="auto"/>
+            <w:shd w:val="clear" w:color="auto" w:fill="auto"/>
+            <w:vAlign w:val="center"/>
+          </w:tcPr>
+          <w:p>
+            <w:pPr>
+              <w:keepNext w:val="0"/>
+              <w:keepLines w:val="0"/>
+              <w:widowControl/>
+              <w:suppressLineNumbers w:val="0"/>
+              <w:jc w:val="left"/>
+            </w:pPr>
+            <w:r>
+              <w:rPr>
+                <w:rFonts w:ascii="宋体" w:hAnsi="宋体" w:eastAsia="宋体" w:cs="宋体"/>
+                <w:kern w:val="0"/>
+                <w:sz w:val="24"/>
+                <w:szCs w:val="24"/>
+                <w:lang w:val="en-US" w:eastAsia="zh-CN" w:bidi="ar"/>
+              </w:rPr>
+              <w:t>YOLO物体检测集成</w:t>
+            </w:r>
+          </w:p>
+        </w:tc>
+        <w:tc>
+          <w:tcPr>
+            <w:tcW w:w="0" w:type="auto"/>
+            <w:shd w:val="clear" w:color="auto" w:fill="auto"/>
+            <w:vAlign w:val="center"/>
+          </w:tcPr>
+          <w:p>
+            <w:pPr>
+              <w:keepNext w:val="0"/>
+              <w:keepLines w:val="0"/>
+              <w:widowControl/>
+              <w:suppressLineNumbers w:val="0"/>
+              <w:jc w:val="left"/>
+            </w:pPr>
+            <w:r>
+              <w:rPr>
+                <w:rFonts w:ascii="宋体" w:hAnsi="宋体" w:eastAsia="宋体" w:cs="宋体"/>
+                <w:kern w:val="0"/>
+                <w:sz w:val="24"/>
+                <w:szCs w:val="24"/>
+                <w:lang w:val="en-US" w:eastAsia="zh-CN" w:bidi="ar"/>
+              </w:rPr>
+              <w:t>能识别蔬菜、肉类、蛋奶</w:t>
+            </w:r>
+          </w:p>
+        </w:tc>
+        <w:tc>
+          <w:tcPr>
+            <w:tcW w:w="0" w:type="auto"/>
+            <w:shd w:val="clear" w:color="auto" w:fill="auto"/>
+            <w:vAlign w:val="center"/>
+          </w:tcPr>
+          <w:p>
+            <w:pPr>
+              <w:keepNext w:val="0"/>
+              <w:keepLines w:val="0"/>
+              <w:widowControl/>
+              <w:suppressLineNumbers w:val="0"/>
+              <w:jc w:val="left"/>
+            </w:pPr>
+            <w:r>
+              <w:rPr>
+                <w:rFonts w:ascii="宋体" w:hAnsi="宋体" w:eastAsia="宋体" w:cs="宋体"/>
+                <w:kern w:val="0"/>
+                <w:sz w:val="24"/>
+                <w:szCs w:val="24"/>
+                <w:lang w:val="en-US" w:eastAsia="zh-CN" w:bidi="ar"/>
+              </w:rPr>
+              <w:t>AI工程师</w:t>
             </w:r>
           </w:p>
         </w:tc>
@@ -10022,7 +10540,7 @@
                 <w:szCs w:val="24"/>
                 <w:lang w:val="en-US" w:eastAsia="zh-CN" w:bidi="ar"/>
               </w:rPr>
-              <w:t>TTS语音播报</w:t>
+              <w:t>保质期计算逻辑</w:t>
             </w:r>
           </w:p>
         </w:tc>
@@ -10048,7 +10566,7 @@
                 <w:szCs w:val="24"/>
                 <w:lang w:val="en-US" w:eastAsia="zh-CN" w:bidi="ar"/>
               </w:rPr>
-              <w:t>能读出分析结果</w:t>
+              <w:t>根据拍摄时间戳推算</w:t>
             </w:r>
           </w:p>
         </w:tc>
@@ -10121,521 +10639,6 @@
                 <w:szCs w:val="24"/>
                 <w:lang w:val="en-US" w:eastAsia="zh-CN" w:bidi="ar"/>
               </w:rPr>
-              <w:t>适老化UI实现</w:t>
-            </w:r>
-          </w:p>
-        </w:tc>
-        <w:tc>
-          <w:tcPr>
-            <w:tcW w:w="0" w:type="auto"/>
-            <w:shd w:val="clear" w:color="auto" w:fill="auto"/>
-            <w:vAlign w:val="center"/>
-          </w:tcPr>
-          <w:p>
-            <w:pPr>
-              <w:keepNext w:val="0"/>
-              <w:keepLines w:val="0"/>
-              <w:widowControl/>
-              <w:suppressLineNumbers w:val="0"/>
-              <w:jc w:val="left"/>
-            </w:pPr>
-            <w:r>
-              <w:rPr>
-                <w:rFonts w:ascii="宋体" w:hAnsi="宋体" w:eastAsia="宋体" w:cs="宋体"/>
-                <w:kern w:val="0"/>
-                <w:sz w:val="24"/>
-                <w:szCs w:val="24"/>
-                <w:lang w:val="en-US" w:eastAsia="zh-CN" w:bidi="ar"/>
-              </w:rPr>
-              <w:t>大按钮+高对比度</w:t>
-            </w:r>
-          </w:p>
-        </w:tc>
-        <w:tc>
-          <w:tcPr>
-            <w:tcW w:w="0" w:type="auto"/>
-            <w:shd w:val="clear" w:color="auto" w:fill="auto"/>
-            <w:vAlign w:val="center"/>
-          </w:tcPr>
-          <w:p>
-            <w:pPr>
-              <w:keepNext w:val="0"/>
-              <w:keepLines w:val="0"/>
-              <w:widowControl/>
-              <w:suppressLineNumbers w:val="0"/>
-              <w:jc w:val="left"/>
-            </w:pPr>
-            <w:r>
-              <w:rPr>
-                <w:rFonts w:ascii="宋体" w:hAnsi="宋体" w:eastAsia="宋体" w:cs="宋体"/>
-                <w:kern w:val="0"/>
-                <w:sz w:val="24"/>
-                <w:szCs w:val="24"/>
-                <w:lang w:val="en-US" w:eastAsia="zh-CN" w:bidi="ar"/>
-              </w:rPr>
-              <w:t>Android</w:t>
-            </w:r>
-          </w:p>
-        </w:tc>
-      </w:tr>
-    </w:tbl>
-    <w:p>
-      <w:pPr>
-        <w:pStyle w:val="7"/>
-        <w:keepNext w:val="0"/>
-        <w:keepLines w:val="0"/>
-        <w:widowControl/>
-        <w:suppressLineNumbers w:val="0"/>
-      </w:pPr>
-      <w:r>
-        <w:rPr>
-          <w:rStyle w:val="10"/>
-        </w:rPr>
-        <w:t>里程碑</w:t>
-      </w:r>
-      <w:r>
-        <w:t>：Alpha版可安装到OPPO手机，核心功能可演示</w:t>
-      </w:r>
-    </w:p>
-    <w:p>
-      <w:pPr>
-        <w:keepNext w:val="0"/>
-        <w:keepLines w:val="0"/>
-        <w:widowControl/>
-        <w:suppressLineNumbers w:val="0"/>
-      </w:pPr>
-      <w:r>
-        <w:pict>
-          <v:rect id="_x0000_i1031" o:spt="1" style="height:1.5pt;width:432pt;" fillcolor="#A0A0A0" filled="t" stroked="f" coordsize="21600,21600" o:hr="t" o:hrstd="t" o:hralign="center">
-            <v:path/>
-            <v:fill on="t" focussize="0,0"/>
-            <v:stroke on="f"/>
-            <v:imagedata o:title=""/>
-            <o:lock v:ext="edit"/>
-            <w10:wrap type="none"/>
-            <w10:anchorlock/>
-          </v:rect>
-        </w:pict>
-      </w:r>
-    </w:p>
-    <w:p>
-      <w:pPr>
-        <w:pStyle w:val="5"/>
-        <w:keepNext w:val="0"/>
-        <w:keepLines w:val="0"/>
-        <w:widowControl/>
-        <w:suppressLineNumbers w:val="0"/>
-      </w:pPr>
-      <w:r>
-        <w:t>第5周：冰箱场景开发</w:t>
-      </w:r>
-    </w:p>
-    <w:p>
-      <w:pPr>
-        <w:pStyle w:val="7"/>
-        <w:keepNext w:val="0"/>
-        <w:keepLines w:val="0"/>
-        <w:widowControl/>
-        <w:suppressLineNumbers w:val="0"/>
-      </w:pPr>
-      <w:r>
-        <w:rPr>
-          <w:rStyle w:val="10"/>
-        </w:rPr>
-        <w:t>目标</w:t>
-      </w:r>
-      <w:r>
-        <w:t>：实现杀手级功能</w:t>
-      </w:r>
-    </w:p>
-    <w:tbl>
-      <w:tblPr>
-        <w:tblStyle w:val="8"/>
-        <w:tblW w:w="0" w:type="auto"/>
-        <w:tblCellSpacing w:w="15" w:type="dxa"/>
-        <w:tblInd w:w="0" w:type="dxa"/>
-        <w:tblBorders>
-          <w:top w:val="none" w:color="auto" w:sz="0" w:space="0"/>
-          <w:left w:val="none" w:color="auto" w:sz="0" w:space="0"/>
-          <w:bottom w:val="none" w:color="auto" w:sz="0" w:space="0"/>
-          <w:right w:val="none" w:color="auto" w:sz="0" w:space="0"/>
-          <w:insideH w:val="none" w:color="auto" w:sz="0" w:space="0"/>
-          <w:insideV w:val="none" w:color="auto" w:sz="0" w:space="0"/>
-        </w:tblBorders>
-        <w:shd w:val="clear" w:color="auto" w:fill="auto"/>
-        <w:tblLayout w:type="autofit"/>
-        <w:tblCellMar>
-          <w:top w:w="15" w:type="dxa"/>
-          <w:left w:w="15" w:type="dxa"/>
-          <w:bottom w:w="15" w:type="dxa"/>
-          <w:right w:w="15" w:type="dxa"/>
-        </w:tblCellMar>
-      </w:tblPr>
-      <w:tblGrid>
-        <w:gridCol w:w="2055"/>
-        <w:gridCol w:w="2700"/>
-        <w:gridCol w:w="1095"/>
-      </w:tblGrid>
-      <w:tr>
-        <w:tblPrEx>
-          <w:tblBorders>
-            <w:top w:val="none" w:color="auto" w:sz="0" w:space="0"/>
-            <w:left w:val="none" w:color="auto" w:sz="0" w:space="0"/>
-            <w:bottom w:val="none" w:color="auto" w:sz="0" w:space="0"/>
-            <w:right w:val="none" w:color="auto" w:sz="0" w:space="0"/>
-            <w:insideH w:val="none" w:color="auto" w:sz="0" w:space="0"/>
-            <w:insideV w:val="none" w:color="auto" w:sz="0" w:space="0"/>
-          </w:tblBorders>
-          <w:tblCellMar>
-            <w:top w:w="15" w:type="dxa"/>
-            <w:left w:w="15" w:type="dxa"/>
-            <w:bottom w:w="15" w:type="dxa"/>
-            <w:right w:w="15" w:type="dxa"/>
-          </w:tblCellMar>
-        </w:tblPrEx>
-        <w:trPr>
-          <w:tblHeader/>
-          <w:tblCellSpacing w:w="15" w:type="dxa"/>
-        </w:trPr>
-        <w:tc>
-          <w:tcPr>
-            <w:tcW w:w="0" w:type="auto"/>
-            <w:shd w:val="clear" w:color="auto" w:fill="auto"/>
-            <w:vAlign w:val="center"/>
-          </w:tcPr>
-          <w:p>
-            <w:pPr>
-              <w:keepNext w:val="0"/>
-              <w:keepLines w:val="0"/>
-              <w:widowControl/>
-              <w:suppressLineNumbers w:val="0"/>
-              <w:jc w:val="center"/>
-              <w:rPr>
-                <w:b/>
-                <w:bCs/>
-              </w:rPr>
-            </w:pPr>
-            <w:r>
-              <w:rPr>
-                <w:rFonts w:ascii="宋体" w:hAnsi="宋体" w:eastAsia="宋体" w:cs="宋体"/>
-                <w:b/>
-                <w:bCs/>
-                <w:kern w:val="0"/>
-                <w:sz w:val="24"/>
-                <w:szCs w:val="24"/>
-                <w:lang w:val="en-US" w:eastAsia="zh-CN" w:bidi="ar"/>
-              </w:rPr>
-              <w:t>任务</w:t>
-            </w:r>
-          </w:p>
-        </w:tc>
-        <w:tc>
-          <w:tcPr>
-            <w:tcW w:w="0" w:type="auto"/>
-            <w:shd w:val="clear" w:color="auto" w:fill="auto"/>
-            <w:vAlign w:val="center"/>
-          </w:tcPr>
-          <w:p>
-            <w:pPr>
-              <w:keepNext w:val="0"/>
-              <w:keepLines w:val="0"/>
-              <w:widowControl/>
-              <w:suppressLineNumbers w:val="0"/>
-              <w:jc w:val="center"/>
-              <w:rPr>
-                <w:b/>
-                <w:bCs/>
-              </w:rPr>
-            </w:pPr>
-            <w:r>
-              <w:rPr>
-                <w:rFonts w:ascii="宋体" w:hAnsi="宋体" w:eastAsia="宋体" w:cs="宋体"/>
-                <w:b/>
-                <w:bCs/>
-                <w:kern w:val="0"/>
-                <w:sz w:val="24"/>
-                <w:szCs w:val="24"/>
-                <w:lang w:val="en-US" w:eastAsia="zh-CN" w:bidi="ar"/>
-              </w:rPr>
-              <w:t>产出</w:t>
-            </w:r>
-          </w:p>
-        </w:tc>
-        <w:tc>
-          <w:tcPr>
-            <w:tcW w:w="0" w:type="auto"/>
-            <w:shd w:val="clear" w:color="auto" w:fill="auto"/>
-            <w:vAlign w:val="center"/>
-          </w:tcPr>
-          <w:p>
-            <w:pPr>
-              <w:keepNext w:val="0"/>
-              <w:keepLines w:val="0"/>
-              <w:widowControl/>
-              <w:suppressLineNumbers w:val="0"/>
-              <w:jc w:val="center"/>
-              <w:rPr>
-                <w:b/>
-                <w:bCs/>
-              </w:rPr>
-            </w:pPr>
-            <w:r>
-              <w:rPr>
-                <w:rFonts w:ascii="宋体" w:hAnsi="宋体" w:eastAsia="宋体" w:cs="宋体"/>
-                <w:b/>
-                <w:bCs/>
-                <w:kern w:val="0"/>
-                <w:sz w:val="24"/>
-                <w:szCs w:val="24"/>
-                <w:lang w:val="en-US" w:eastAsia="zh-CN" w:bidi="ar"/>
-              </w:rPr>
-              <w:t>负责人</w:t>
-            </w:r>
-          </w:p>
-        </w:tc>
-      </w:tr>
-      <w:tr>
-        <w:tblPrEx>
-          <w:tblBorders>
-            <w:top w:val="none" w:color="auto" w:sz="0" w:space="0"/>
-            <w:left w:val="none" w:color="auto" w:sz="0" w:space="0"/>
-            <w:bottom w:val="none" w:color="auto" w:sz="0" w:space="0"/>
-            <w:right w:val="none" w:color="auto" w:sz="0" w:space="0"/>
-            <w:insideH w:val="none" w:color="auto" w:sz="0" w:space="0"/>
-            <w:insideV w:val="none" w:color="auto" w:sz="0" w:space="0"/>
-          </w:tblBorders>
-          <w:tblCellMar>
-            <w:top w:w="15" w:type="dxa"/>
-            <w:left w:w="15" w:type="dxa"/>
-            <w:bottom w:w="15" w:type="dxa"/>
-            <w:right w:w="15" w:type="dxa"/>
-          </w:tblCellMar>
-        </w:tblPrEx>
-        <w:trPr>
-          <w:tblCellSpacing w:w="15" w:type="dxa"/>
-        </w:trPr>
-        <w:tc>
-          <w:tcPr>
-            <w:tcW w:w="0" w:type="auto"/>
-            <w:shd w:val="clear" w:color="auto" w:fill="auto"/>
-            <w:vAlign w:val="center"/>
-          </w:tcPr>
-          <w:p>
-            <w:pPr>
-              <w:keepNext w:val="0"/>
-              <w:keepLines w:val="0"/>
-              <w:widowControl/>
-              <w:suppressLineNumbers w:val="0"/>
-              <w:jc w:val="left"/>
-            </w:pPr>
-            <w:r>
-              <w:rPr>
-                <w:rFonts w:ascii="宋体" w:hAnsi="宋体" w:eastAsia="宋体" w:cs="宋体"/>
-                <w:kern w:val="0"/>
-                <w:sz w:val="24"/>
-                <w:szCs w:val="24"/>
-                <w:lang w:val="en-US" w:eastAsia="zh-CN" w:bidi="ar"/>
-              </w:rPr>
-              <w:t>YOLO物体检测集成</w:t>
-            </w:r>
-          </w:p>
-        </w:tc>
-        <w:tc>
-          <w:tcPr>
-            <w:tcW w:w="0" w:type="auto"/>
-            <w:shd w:val="clear" w:color="auto" w:fill="auto"/>
-            <w:vAlign w:val="center"/>
-          </w:tcPr>
-          <w:p>
-            <w:pPr>
-              <w:keepNext w:val="0"/>
-              <w:keepLines w:val="0"/>
-              <w:widowControl/>
-              <w:suppressLineNumbers w:val="0"/>
-              <w:jc w:val="left"/>
-            </w:pPr>
-            <w:r>
-              <w:rPr>
-                <w:rFonts w:ascii="宋体" w:hAnsi="宋体" w:eastAsia="宋体" w:cs="宋体"/>
-                <w:kern w:val="0"/>
-                <w:sz w:val="24"/>
-                <w:szCs w:val="24"/>
-                <w:lang w:val="en-US" w:eastAsia="zh-CN" w:bidi="ar"/>
-              </w:rPr>
-              <w:t>能识别蔬菜、肉类、蛋奶</w:t>
-            </w:r>
-          </w:p>
-        </w:tc>
-        <w:tc>
-          <w:tcPr>
-            <w:tcW w:w="0" w:type="auto"/>
-            <w:shd w:val="clear" w:color="auto" w:fill="auto"/>
-            <w:vAlign w:val="center"/>
-          </w:tcPr>
-          <w:p>
-            <w:pPr>
-              <w:keepNext w:val="0"/>
-              <w:keepLines w:val="0"/>
-              <w:widowControl/>
-              <w:suppressLineNumbers w:val="0"/>
-              <w:jc w:val="left"/>
-            </w:pPr>
-            <w:r>
-              <w:rPr>
-                <w:rFonts w:ascii="宋体" w:hAnsi="宋体" w:eastAsia="宋体" w:cs="宋体"/>
-                <w:kern w:val="0"/>
-                <w:sz w:val="24"/>
-                <w:szCs w:val="24"/>
-                <w:lang w:val="en-US" w:eastAsia="zh-CN" w:bidi="ar"/>
-              </w:rPr>
-              <w:t>AI工程师</w:t>
-            </w:r>
-          </w:p>
-        </w:tc>
-      </w:tr>
-      <w:tr>
-        <w:tblPrEx>
-          <w:tblBorders>
-            <w:top w:val="none" w:color="auto" w:sz="0" w:space="0"/>
-            <w:left w:val="none" w:color="auto" w:sz="0" w:space="0"/>
-            <w:bottom w:val="none" w:color="auto" w:sz="0" w:space="0"/>
-            <w:right w:val="none" w:color="auto" w:sz="0" w:space="0"/>
-            <w:insideH w:val="none" w:color="auto" w:sz="0" w:space="0"/>
-            <w:insideV w:val="none" w:color="auto" w:sz="0" w:space="0"/>
-          </w:tblBorders>
-          <w:shd w:val="clear" w:color="auto" w:fill="auto"/>
-          <w:tblCellMar>
-            <w:top w:w="15" w:type="dxa"/>
-            <w:left w:w="15" w:type="dxa"/>
-            <w:bottom w:w="15" w:type="dxa"/>
-            <w:right w:w="15" w:type="dxa"/>
-          </w:tblCellMar>
-        </w:tblPrEx>
-        <w:trPr>
-          <w:tblCellSpacing w:w="15" w:type="dxa"/>
-        </w:trPr>
-        <w:tc>
-          <w:tcPr>
-            <w:tcW w:w="0" w:type="auto"/>
-            <w:shd w:val="clear" w:color="auto" w:fill="auto"/>
-            <w:vAlign w:val="center"/>
-          </w:tcPr>
-          <w:p>
-            <w:pPr>
-              <w:keepNext w:val="0"/>
-              <w:keepLines w:val="0"/>
-              <w:widowControl/>
-              <w:suppressLineNumbers w:val="0"/>
-              <w:jc w:val="left"/>
-            </w:pPr>
-            <w:r>
-              <w:rPr>
-                <w:rFonts w:ascii="宋体" w:hAnsi="宋体" w:eastAsia="宋体" w:cs="宋体"/>
-                <w:kern w:val="0"/>
-                <w:sz w:val="24"/>
-                <w:szCs w:val="24"/>
-                <w:lang w:val="en-US" w:eastAsia="zh-CN" w:bidi="ar"/>
-              </w:rPr>
-              <w:t>保质期计算逻辑</w:t>
-            </w:r>
-          </w:p>
-        </w:tc>
-        <w:tc>
-          <w:tcPr>
-            <w:tcW w:w="0" w:type="auto"/>
-            <w:shd w:val="clear" w:color="auto" w:fill="auto"/>
-            <w:vAlign w:val="center"/>
-          </w:tcPr>
-          <w:p>
-            <w:pPr>
-              <w:keepNext w:val="0"/>
-              <w:keepLines w:val="0"/>
-              <w:widowControl/>
-              <w:suppressLineNumbers w:val="0"/>
-              <w:jc w:val="left"/>
-            </w:pPr>
-            <w:r>
-              <w:rPr>
-                <w:rFonts w:ascii="宋体" w:hAnsi="宋体" w:eastAsia="宋体" w:cs="宋体"/>
-                <w:kern w:val="0"/>
-                <w:sz w:val="24"/>
-                <w:szCs w:val="24"/>
-                <w:lang w:val="en-US" w:eastAsia="zh-CN" w:bidi="ar"/>
-              </w:rPr>
-              <w:t>根据拍摄时间戳推算</w:t>
-            </w:r>
-          </w:p>
-        </w:tc>
-        <w:tc>
-          <w:tcPr>
-            <w:tcW w:w="0" w:type="auto"/>
-            <w:shd w:val="clear" w:color="auto" w:fill="auto"/>
-            <w:vAlign w:val="center"/>
-          </w:tcPr>
-          <w:p>
-            <w:pPr>
-              <w:keepNext w:val="0"/>
-              <w:keepLines w:val="0"/>
-              <w:widowControl/>
-              <w:suppressLineNumbers w:val="0"/>
-              <w:jc w:val="left"/>
-            </w:pPr>
-            <w:r>
-              <w:rPr>
-                <w:rFonts w:ascii="宋体" w:hAnsi="宋体" w:eastAsia="宋体" w:cs="宋体"/>
-                <w:kern w:val="0"/>
-                <w:sz w:val="24"/>
-                <w:szCs w:val="24"/>
-                <w:lang w:val="en-US" w:eastAsia="zh-CN" w:bidi="ar"/>
-              </w:rPr>
-              <w:t>Android</w:t>
-            </w:r>
-          </w:p>
-        </w:tc>
-      </w:tr>
-      <w:tr>
-        <w:tblPrEx>
-          <w:tblBorders>
-            <w:top w:val="none" w:color="auto" w:sz="0" w:space="0"/>
-            <w:left w:val="none" w:color="auto" w:sz="0" w:space="0"/>
-            <w:bottom w:val="none" w:color="auto" w:sz="0" w:space="0"/>
-            <w:right w:val="none" w:color="auto" w:sz="0" w:space="0"/>
-            <w:insideH w:val="none" w:color="auto" w:sz="0" w:space="0"/>
-            <w:insideV w:val="none" w:color="auto" w:sz="0" w:space="0"/>
-          </w:tblBorders>
-          <w:shd w:val="clear" w:color="auto" w:fill="auto"/>
-          <w:tblCellMar>
-            <w:top w:w="15" w:type="dxa"/>
-            <w:left w:w="15" w:type="dxa"/>
-            <w:bottom w:w="15" w:type="dxa"/>
-            <w:right w:w="15" w:type="dxa"/>
-          </w:tblCellMar>
-        </w:tblPrEx>
-        <w:trPr>
-          <w:tblCellSpacing w:w="15" w:type="dxa"/>
-        </w:trPr>
-        <w:tc>
-          <w:tcPr>
-            <w:tcW w:w="0" w:type="auto"/>
-            <w:shd w:val="clear" w:color="auto" w:fill="auto"/>
-            <w:vAlign w:val="center"/>
-          </w:tcPr>
-          <w:p>
-            <w:pPr>
-              <w:keepNext w:val="0"/>
-              <w:keepLines w:val="0"/>
-              <w:widowControl/>
-              <w:suppressLineNumbers w:val="0"/>
-              <w:jc w:val="left"/>
-            </w:pPr>
-            <w:r>
-              <w:rPr>
-                <w:rFonts w:ascii="宋体" w:hAnsi="宋体" w:eastAsia="宋体" w:cs="宋体"/>
-                <w:kern w:val="0"/>
-                <w:sz w:val="24"/>
-                <w:szCs w:val="24"/>
-                <w:lang w:val="en-US" w:eastAsia="zh-CN" w:bidi="ar"/>
-              </w:rPr>
               <w:t>食谱生成</w:t>
             </w:r>
           </w:p>
@@ -10703,7 +10706,6 @@
             <w:insideH w:val="none" w:color="auto" w:sz="0" w:space="0"/>
             <w:insideV w:val="none" w:color="auto" w:sz="0" w:space="0"/>
           </w:tblBorders>
-          <w:shd w:val="clear" w:color="auto" w:fill="auto"/>
           <w:tblCellMar>
             <w:top w:w="15" w:type="dxa"/>
             <w:left w:w="15" w:type="dxa"/>
@@ -11020,7 +11022,6 @@
             <w:insideH w:val="none" w:color="auto" w:sz="0" w:space="0"/>
             <w:insideV w:val="none" w:color="auto" w:sz="0" w:space="0"/>
           </w:tblBorders>
-          <w:shd w:val="clear" w:color="auto" w:fill="auto"/>
           <w:tblCellMar>
             <w:top w:w="15" w:type="dxa"/>
             <w:left w:w="15" w:type="dxa"/>
@@ -11320,7 +11321,6 @@
             <w:insideH w:val="none" w:color="auto" w:sz="0" w:space="0"/>
             <w:insideV w:val="none" w:color="auto" w:sz="0" w:space="0"/>
           </w:tblBorders>
-          <w:shd w:val="clear" w:color="auto" w:fill="auto"/>
           <w:tblCellMar>
             <w:top w:w="15" w:type="dxa"/>
             <w:left w:w="15" w:type="dxa"/>
@@ -11518,6 +11518,7 @@
             <w:insideH w:val="none" w:color="auto" w:sz="0" w:space="0"/>
             <w:insideV w:val="none" w:color="auto" w:sz="0" w:space="0"/>
           </w:tblBorders>
+          <w:shd w:val="clear" w:color="auto" w:fill="auto"/>
           <w:tblCellMar>
             <w:top w:w="15" w:type="dxa"/>
             <w:left w:w="15" w:type="dxa"/>
@@ -11735,7 +11736,6 @@
             <w:insideH w:val="none" w:color="auto" w:sz="0" w:space="0"/>
             <w:insideV w:val="none" w:color="auto" w:sz="0" w:space="0"/>
           </w:tblBorders>
-          <w:shd w:val="clear" w:color="auto" w:fill="auto"/>
           <w:tblCellMar>
             <w:top w:w="15" w:type="dxa"/>
             <w:left w:w="15" w:type="dxa"/>
@@ -11835,7 +11835,6 @@
             <w:insideH w:val="none" w:color="auto" w:sz="0" w:space="0"/>
             <w:insideV w:val="none" w:color="auto" w:sz="0" w:space="0"/>
           </w:tblBorders>
-          <w:shd w:val="clear" w:color="auto" w:fill="auto"/>
           <w:tblCellMar>
             <w:top w:w="15" w:type="dxa"/>
             <w:left w:w="15" w:type="dxa"/>
@@ -11935,7 +11934,6 @@
             <w:insideH w:val="none" w:color="auto" w:sz="0" w:space="0"/>
             <w:insideV w:val="none" w:color="auto" w:sz="0" w:space="0"/>
           </w:tblBorders>
-          <w:shd w:val="clear" w:color="auto" w:fill="auto"/>
           <w:tblCellMar>
             <w:top w:w="15" w:type="dxa"/>
             <w:left w:w="15" w:type="dxa"/>
@@ -12035,7 +12033,6 @@
             <w:insideH w:val="none" w:color="auto" w:sz="0" w:space="0"/>
             <w:insideV w:val="none" w:color="auto" w:sz="0" w:space="0"/>
           </w:tblBorders>
-          <w:shd w:val="clear" w:color="auto" w:fill="auto"/>
           <w:tblCellMar>
             <w:top w:w="15" w:type="dxa"/>
             <w:left w:w="15" w:type="dxa"/>
@@ -12652,6 +12649,7 @@
             <w:insideH w:val="none" w:color="auto" w:sz="0" w:space="0"/>
             <w:insideV w:val="none" w:color="auto" w:sz="0" w:space="0"/>
           </w:tblBorders>
+          <w:shd w:val="clear" w:color="auto" w:fill="auto"/>
           <w:tblCellMar>
             <w:top w:w="15" w:type="dxa"/>
             <w:left w:w="15" w:type="dxa"/>
@@ -12751,6 +12749,7 @@
             <w:insideH w:val="none" w:color="auto" w:sz="0" w:space="0"/>
             <w:insideV w:val="none" w:color="auto" w:sz="0" w:space="0"/>
           </w:tblBorders>
+          <w:shd w:val="clear" w:color="auto" w:fill="auto"/>
           <w:tblCellMar>
             <w:top w:w="15" w:type="dxa"/>
             <w:left w:w="15" w:type="dxa"/>
@@ -13145,12 +13144,6 @@
             <w:insideV w:val="none" w:color="auto" w:sz="0" w:space="0"/>
           </w:tblBorders>
           <w:shd w:val="clear" w:color="auto" w:fill="auto"/>
-          <w:tblCellMar>
-            <w:top w:w="15" w:type="dxa"/>
-            <w:left w:w="15" w:type="dxa"/>
-            <w:bottom w:w="15" w:type="dxa"/>
-            <w:right w:w="15" w:type="dxa"/>
-          </w:tblCellMar>
         </w:tblPrEx>
         <w:trPr>
           <w:tblHeader/>
@@ -13263,6 +13256,7 @@
             <w:insideH w:val="none" w:color="auto" w:sz="0" w:space="0"/>
             <w:insideV w:val="none" w:color="auto" w:sz="0" w:space="0"/>
           </w:tblBorders>
+          <w:shd w:val="clear" w:color="auto" w:fill="auto"/>
           <w:tblCellMar>
             <w:top w:w="15" w:type="dxa"/>
             <w:left w:w="15" w:type="dxa"/>
@@ -13920,6 +13914,7 @@
             <w:insideH w:val="none" w:color="auto" w:sz="0" w:space="0"/>
             <w:insideV w:val="none" w:color="auto" w:sz="0" w:space="0"/>
           </w:tblBorders>
+          <w:shd w:val="clear" w:color="auto" w:fill="auto"/>
           <w:tblCellMar>
             <w:top w:w="15" w:type="dxa"/>
             <w:left w:w="15" w:type="dxa"/>
@@ -14019,6 +14014,7 @@
             <w:insideH w:val="none" w:color="auto" w:sz="0" w:space="0"/>
             <w:insideV w:val="none" w:color="auto" w:sz="0" w:space="0"/>
           </w:tblBorders>
+          <w:shd w:val="clear" w:color="auto" w:fill="auto"/>
           <w:tblCellMar>
             <w:top w:w="15" w:type="dxa"/>
             <w:left w:w="15" w:type="dxa"/>
@@ -14118,6 +14114,7 @@
             <w:insideH w:val="none" w:color="auto" w:sz="0" w:space="0"/>
             <w:insideV w:val="none" w:color="auto" w:sz="0" w:space="0"/>
           </w:tblBorders>
+          <w:shd w:val="clear" w:color="auto" w:fill="auto"/>
           <w:tblCellMar>
             <w:top w:w="15" w:type="dxa"/>
             <w:left w:w="15" w:type="dxa"/>
@@ -14317,6 +14314,13 @@
             <w:insideH w:val="none" w:color="auto" w:sz="0" w:space="0"/>
             <w:insideV w:val="none" w:color="auto" w:sz="0" w:space="0"/>
           </w:tblBorders>
+          <w:shd w:val="clear" w:color="auto" w:fill="auto"/>
+          <w:tblCellMar>
+            <w:top w:w="15" w:type="dxa"/>
+            <w:left w:w="15" w:type="dxa"/>
+            <w:bottom w:w="15" w:type="dxa"/>
+            <w:right w:w="15" w:type="dxa"/>
+          </w:tblCellMar>
         </w:tblPrEx>
         <w:trPr>
           <w:tblCellSpacing w:w="15" w:type="dxa"/>
@@ -14410,6 +14414,7 @@
             <w:insideH w:val="none" w:color="auto" w:sz="0" w:space="0"/>
             <w:insideV w:val="none" w:color="auto" w:sz="0" w:space="0"/>
           </w:tblBorders>
+          <w:shd w:val="clear" w:color="auto" w:fill="auto"/>
           <w:tblCellMar>
             <w:top w:w="15" w:type="dxa"/>
             <w:left w:w="15" w:type="dxa"/>
@@ -15526,7 +15531,6 @@
             <w:insideH w:val="none" w:color="auto" w:sz="0" w:space="0"/>
             <w:insideV w:val="none" w:color="auto" w:sz="0" w:space="0"/>
           </w:tblBorders>
-          <w:shd w:val="clear" w:color="auto" w:fill="auto"/>
           <w:tblCellMar>
             <w:top w:w="15" w:type="dxa"/>
             <w:left w:w="15" w:type="dxa"/>
@@ -15830,7 +15834,6 @@
             <w:insideH w:val="none" w:color="auto" w:sz="0" w:space="0"/>
             <w:insideV w:val="none" w:color="auto" w:sz="0" w:space="0"/>
           </w:tblBorders>
-          <w:shd w:val="clear" w:color="auto" w:fill="auto"/>
           <w:tblCellMar>
             <w:top w:w="15" w:type="dxa"/>
             <w:left w:w="15" w:type="dxa"/>
@@ -15982,7 +15985,6 @@
             <w:insideH w:val="none" w:color="auto" w:sz="0" w:space="0"/>
             <w:insideV w:val="none" w:color="auto" w:sz="0" w:space="0"/>
           </w:tblBorders>
-          <w:shd w:val="clear" w:color="auto" w:fill="auto"/>
           <w:tblCellMar>
             <w:top w:w="15" w:type="dxa"/>
             <w:left w:w="15" w:type="dxa"/>
@@ -17610,7 +17612,6 @@
             <w:insideH w:val="none" w:color="auto" w:sz="0" w:space="0"/>
             <w:insideV w:val="none" w:color="auto" w:sz="0" w:space="0"/>
           </w:tblBorders>
-          <w:shd w:val="clear" w:color="auto" w:fill="auto"/>
           <w:tblCellMar>
             <w:top w:w="15" w:type="dxa"/>
             <w:left w:w="15" w:type="dxa"/>
@@ -17761,7 +17762,6 @@
             <w:insideH w:val="none" w:color="auto" w:sz="0" w:space="0"/>
             <w:insideV w:val="none" w:color="auto" w:sz="0" w:space="0"/>
           </w:tblBorders>
-          <w:shd w:val="clear" w:color="auto" w:fill="auto"/>
           <w:tblCellMar>
             <w:top w:w="15" w:type="dxa"/>
             <w:left w:w="15" w:type="dxa"/>
@@ -17887,7 +17887,6 @@
             <w:insideH w:val="none" w:color="auto" w:sz="0" w:space="0"/>
             <w:insideV w:val="none" w:color="auto" w:sz="0" w:space="0"/>
           </w:tblBorders>
-          <w:shd w:val="clear" w:color="auto" w:fill="auto"/>
           <w:tblCellMar>
             <w:top w:w="15" w:type="dxa"/>
             <w:left w:w="15" w:type="dxa"/>
@@ -18013,7 +18012,6 @@
             <w:insideH w:val="none" w:color="auto" w:sz="0" w:space="0"/>
             <w:insideV w:val="none" w:color="auto" w:sz="0" w:space="0"/>
           </w:tblBorders>
-          <w:shd w:val="clear" w:color="auto" w:fill="auto"/>
           <w:tblCellMar>
             <w:top w:w="15" w:type="dxa"/>
             <w:left w:w="15" w:type="dxa"/>
@@ -18139,7 +18137,6 @@
             <w:insideH w:val="none" w:color="auto" w:sz="0" w:space="0"/>
             <w:insideV w:val="none" w:color="auto" w:sz="0" w:space="0"/>
           </w:tblBorders>
-          <w:shd w:val="clear" w:color="auto" w:fill="auto"/>
           <w:tblCellMar>
             <w:top w:w="15" w:type="dxa"/>
             <w:left w:w="15" w:type="dxa"/>
@@ -18874,6 +18871,7 @@
             <w:insideH w:val="none" w:color="auto" w:sz="0" w:space="0"/>
             <w:insideV w:val="none" w:color="auto" w:sz="0" w:space="0"/>
           </w:tblBorders>
+          <w:shd w:val="clear" w:color="auto" w:fill="auto"/>
           <w:tblCellMar>
             <w:top w:w="15" w:type="dxa"/>
             <w:left w:w="15" w:type="dxa"/>
@@ -18947,6 +18945,7 @@
             <w:insideH w:val="none" w:color="auto" w:sz="0" w:space="0"/>
             <w:insideV w:val="none" w:color="auto" w:sz="0" w:space="0"/>
           </w:tblBorders>
+          <w:shd w:val="clear" w:color="auto" w:fill="auto"/>
           <w:tblCellMar>
             <w:top w:w="15" w:type="dxa"/>
             <w:left w:w="15" w:type="dxa"/>
@@ -19168,6 +19167,7 @@
             <w:insideH w:val="none" w:color="auto" w:sz="0" w:space="0"/>
             <w:insideV w:val="none" w:color="auto" w:sz="0" w:space="0"/>
           </w:tblBorders>
+          <w:shd w:val="clear" w:color="auto" w:fill="auto"/>
           <w:tblCellMar>
             <w:top w:w="15" w:type="dxa"/>
             <w:left w:w="15" w:type="dxa"/>
@@ -19768,8 +19768,6 @@
         </w:rPr>
         <w:t>**“极度垂直、极度可落地、极度契合社会效益”**的银发赛道。</w:t>
       </w:r>
-      <w:bookmarkStart w:id="0" w:name="_GoBack"/>
-      <w:bookmarkEnd w:id="0"/>
     </w:p>
     <w:p>
       <w:pPr>
